--- a/submission_packages/frontiers_signal_processing_20260601/03_cover_letter/Cover_Letter_Frontiers.docx
+++ b/submission_packages/frontiers_signal_processing_20260601/03_cover_letter/Cover_Letter_Frontiers.docx
@@ -32,7 +32,7 @@
     </w:p>
     <w:p>
       <w:r>
-        <w:t>The manuscript is original, has not been published previously and is not under consideration elsewhere. All authors have approved the submitted version. The authors declare no competing interests and no external funding. Derived source-data tables, supplementary tables, analysis code and manuscript source files are archived at https://doi.org/10.5281/zenodo.20376424 and https://github.com/Luciky-Leo/ctg-foundation-trajectory.</w:t>
+        <w:t>The manuscript is original, has not been published previously and is not under consideration elsewhere. All authors have approved the submitted version. The authors declare no competing interests and no external funding. Derived source-data tables, supplementary tables, analysis code and manuscript source files are archived at https://doi.org/10.5281/zenodo.20484443 and https://github.com/Luciky-Leo/ctg-foundation-trajectory.</w:t>
       </w:r>
     </w:p>
     <w:p>

--- a/submission_packages/frontiers_signal_processing_20260601/03_cover_letter/Cover_Letter_Frontiers.docx
+++ b/submission_packages/frontiers_signal_processing_20260601/03_cover_letter/Cover_Letter_Frontiers.docx
@@ -32,7 +32,7 @@
     </w:p>
     <w:p>
       <w:r>
-        <w:t>The manuscript is original, has not been published previously and is not under consideration elsewhere. All authors have approved the submitted version. The authors declare no competing interests and no external funding. Derived source-data tables, supplementary tables, analysis code and manuscript source files are archived at https://doi.org/10.5281/zenodo.20484443 and https://github.com/Luciky-Leo/ctg-foundation-trajectory.</w:t>
+        <w:t>The manuscript is original, has not been published previously and is not under consideration elsewhere. All authors have approved the submitted version. The authors declare no competing interests and no external funding. Derived source-data tables, supplementary tables, analysis code and manuscript source files are archived at https://doi.org/10.5281/zenodo.20485068 and https://github.com/Luciky-Leo/ctg-foundation-trajectory.</w:t>
       </w:r>
     </w:p>
     <w:p>
